--- a/納品レポート/ホテル別レポート/ダイワロイネットホテル東京大崎_口コミ分析改善レポート.docx
+++ b/納品レポート/ホテル別レポート/ダイワロイネットホテル東京大崎_口コミ分析改善レポート.docx
@@ -81,7 +81,7 @@
           <w:sz w:val="22"/>
           <w:szCs w:val="22"/>
         </w:rPr>
-        <w:t xml:space="preserve">分析対象期間：2025年12月〜2026年3月</w:t>
+        <w:t xml:space="preserve">分析対象期間：2025年12月〜2026年4月</w:t>
       </w:r>
     </w:p>
     <w:p>
@@ -131,7 +131,7 @@
           <w:sz w:val="20"/>
           <w:szCs w:val="20"/>
         </w:rPr>
-        <w:t xml:space="preserve">作成日：2026年4月3日</w:t>
+        <w:t xml:space="preserve">作成日：2026年4月12日</w:t>
       </w:r>
     </w:p>
     <w:p>
@@ -189,7 +189,7 @@
           <w:sz w:val="21"/>
           <w:szCs w:val="21"/>
         </w:rPr>
-        <w:t xml:space="preserve">2025年12月〜2026年3月に各OTAサイト・口コミサイトに投稿された37件のレビューを包括的に分析しました。以下が主要な発見事項です。</w:t>
+        <w:t xml:space="preserve">2025年12月〜2026年4月に各OTAサイト・口コミサイトに投稿された37件のレビューを包括的に分析しました。以下が主要な発見事項です。</w:t>
       </w:r>
     </w:p>
     <w:p>
@@ -7024,7 +7024,7 @@
                 <w:sz w:val="21"/>
                 <w:szCs w:val="21"/>
               </w:rPr>
-              <w:t xml:space="preserve">本分析では、ダイワロイネットホテル東京大崎の2025年12月〜2026年3月の口コミ37件を包括的に評価しました。総合評価8.59点（10点換算）、高評価率73.0%という結果から、当ホテルのサービス品質は概ね高い水準にあることが確認できます。</w:t>
+              <w:t xml:space="preserve">本分析では、ダイワロイネットホテル東京大崎の2025年12月〜2026年4月の口コミ37件を包括的に評価しました。総合評価8.59点（10点換算）、高評価率73.0%という結果から、当ホテルのサービス品質は概ね高い水準にあることが確認できます。</w:t>
             </w:r>
           </w:p>
           <w:p>
